--- a/templates/cessation-pouvoir.docx
+++ b/templates/cessation-pouvoir.docx
@@ -69,7 +69,7 @@
         <w:spacing w:after="200"/>
       </w:pPr>
       <w:r>
-        <w:t xml:space="preserve">au porteur d'un original des présentes à l'effet de déclarer en mon nom {{NATURE_MOT}} de mon activité à compter du {{DATE_CESSATION_FR}}, de déposer le dossier correspondant au guichet des formalités des entreprises, de signer toute pièce, de produire tout justificatif complémentaire qui serait demandé, de recevoir tout récépissé et, plus généralement, de faire le nécessaire.</w:t>
+        <w:t xml:space="preserve">à {{MANDATAIRE}}, à l'effet de déclarer en mon nom {{NATURE_MOT}} de mon activité à compter du {{DATE_CESSATION_FR}}, de déposer le dossier correspondant au guichet des formalités des entreprises, de signer toute pièce, de produire tout justificatif complémentaire qui serait demandé, de recevoir tout récépissé et, plus généralement, de faire le nécessaire.</w:t>
       </w:r>
     </w:p>
     <w:p>
@@ -93,7 +93,7 @@
         <w:spacing w:after="200"/>
       </w:pPr>
       <w:r>
-        <w:t xml:space="preserve">Fait à {{VILLE_SIGNATURE}}, le {{DATE_CESSATION_FR}}.</w:t>
+        <w:t xml:space="preserve">Fait à {{VILLE_SIGNATURE}}, le {{DATE_SIGNATURE_FR}}.</w:t>
       </w:r>
     </w:p>
     <w:p>
